--- a/public/downloads/przykladowa-praca-magisterska-resocjalizacja.docx
+++ b/public/downloads/przykladowa-praca-magisterska-resocjalizacja.docx
@@ -120,7 +120,7 @@
         <w:t xml:space="preserve">porównujące perspektywy dwóch grup (wychowankowie i kadra), z warsztatem dostosowanym do badań osób nieletnich w instytucji — zgody wielopoziomowe, dobrowolność w warunkach zależności, anonimizacja. Niebieskie adnotacje — usuń w swojej pracy. Dane liczbowe są fikcyjne. Pełne poradniki: praca-magisterska.pl/poradniki/</w:t>
       </w:r>
     </w:p>
-    <w:bookmarkStart w:id="20" w:name="streszczenie"/>
+    <w:bookmarkStart w:id="9" w:name="_streszczenie"/>
     <w:p>
       <w:pPr>
         <w:pStyle w:val="Heading1"/>
@@ -163,8 +163,8 @@
         <w:t xml:space="preserve">[Streszczenie: przedmiot, cel, miejsce i grupy (z liczebnościami), narzędzie z wymiarami, komplet zgód (to w resocjalizacji element metodyki, nie formalność!) i główny wynik. Porównanie dwóch perspektyw to mocny, a wykonalny schemat badawczy w placówce.]</w:t>
       </w:r>
     </w:p>
-    <w:bookmarkEnd w:id="20"/>
-    <w:bookmarkStart w:id="21" w:name="spis-treści"/>
+    <w:bookmarkEnd w:id="9"/>
+    <w:bookmarkStart w:id="10" w:name="_68349d0c7d64ae346c98bcec9a8185b5790f4f0"/>
     <w:p>
       <w:pPr>
         <w:pStyle w:val="Heading1"/>
@@ -371,8 +371,8 @@
         <w:t xml:space="preserve"> </w:t>
       </w:r>
     </w:p>
-    <w:bookmarkEnd w:id="21"/>
-    <w:bookmarkStart w:id="24" w:name="rozdział-2.-metodologia-badań-własnych"/>
+    <w:bookmarkEnd w:id="10"/>
+    <w:bookmarkStart w:id="13" w:name="_e5d7ec71757ba9fefd674d99e22409777750ebe"/>
     <w:p>
       <w:pPr>
         <w:pStyle w:val="Heading1"/>
@@ -381,7 +381,7 @@
         <w:t xml:space="preserve">Rozdział 2. Metodologia badań własnych</w:t>
       </w:r>
     </w:p>
-    <w:bookmarkStart w:id="22" w:name="przedmiot-cel-problemy-i-hipotezy"/>
+    <w:bookmarkStart w:id="11" w:name="_9c5d9efca860c8168bcf1e034d8a09e0f302565"/>
     <w:p>
       <w:pPr>
         <w:pStyle w:val="Heading2"/>
@@ -398,8 +398,8 @@
         <w:t xml:space="preserve">Przedmiotem badań jest klimat społeczny MOW w percepcji wychowanków i kadry pedagogicznej. Problem główny: jak wychowankowie i kadra percypują klimat społeczny ośrodka i w których wymiarach ich perspektywy są rozbieżne? Problemy szczegółowe: (1) jak wychowankowie oceniają wymiary wsparcia, jasności reguł, restrykcyjności i możliwości rozwoju? (2) jak te same wymiary ocenia kadra? (3) w których wymiarach rozbieżność ocen jest największa? (4) jakie źródła ocen ujawniają wypowiedzi otwarte? Przyjęto hipotezę, że oceny kadry będą wyższe od ocen wychowanków we wszystkich wymiarach z wyjątkiem restrykcyjności, a największa rozbieżność wystąpi w wymiarze wsparcia.</w:t>
       </w:r>
     </w:p>
-    <w:bookmarkEnd w:id="22"/>
-    <w:bookmarkStart w:id="23" w:name="organizacja-badania-i-kwestie-etyczne"/>
+    <w:bookmarkEnd w:id="11"/>
+    <w:bookmarkStart w:id="12" w:name="_2109711dd9c50657f60cf3fd9f5385bb06c974c"/>
     <w:p>
       <w:pPr>
         <w:pStyle w:val="Heading2"/>
@@ -424,9 +424,9 @@
         <w:t xml:space="preserve">[To najważniejszy podrozdział pracy z resocjalizacji: trzy poziomy zgód, badanie BEZ obecności wychowawców, jawna deklaracja braku konsekwencji, anonimizacja placówki. Relacja zależności w instytucji totalizującej to główne ryzyko etyczne — recenzent oceni, czy je rozumiesz.]</w:t>
       </w:r>
     </w:p>
-    <w:bookmarkEnd w:id="23"/>
-    <w:bookmarkEnd w:id="24"/>
-    <w:bookmarkStart w:id="27" w:name="Xa5523cd466cfba06e372d078f8c8deb729aea3d"/>
+    <w:bookmarkEnd w:id="12"/>
+    <w:bookmarkEnd w:id="13"/>
+    <w:bookmarkStart w:id="16" w:name="_a5523cd466cfba06e372d078f8c8deb729aea3d"/>
     <w:p>
       <w:pPr>
         <w:pStyle w:val="Heading1"/>
@@ -435,7 +435,7 @@
         <w:t xml:space="preserve">Rozdział 3. Klimat społeczny ośrodka w świetle badań własnych</w:t>
       </w:r>
     </w:p>
-    <w:bookmarkStart w:id="25" w:name="X28fcd4d8750413b0a462b316cc36e8f198cfe64"/>
+    <w:bookmarkStart w:id="14" w:name="_28fcd4d8750413b0a462b316cc36e8f198cfe64"/>
     <w:p>
       <w:pPr>
         <w:pStyle w:val="Heading2"/>
@@ -706,8 +706,8 @@
         <w:t xml:space="preserve">[Porównanie dwóch grup w jednej tabeli z testem — rdzeń wynikowy pracy. Przy małych grupach (18 osób kadry) stosuj testy nieparametryczne. Wymiar „jasność reguł” zgodny między grupami to też wynik — omów go, nie tylko rozbieżności.]</w:t>
       </w:r>
     </w:p>
-    <w:bookmarkEnd w:id="25"/>
-    <w:bookmarkStart w:id="26" w:name="wypowiedzi-otwarte-analiza-jakościowa"/>
+    <w:bookmarkEnd w:id="14"/>
+    <w:bookmarkStart w:id="15" w:name="_d42ca58b05fd3d1540726fd04423c9e6c1cc7bb"/>
     <w:p>
       <w:pPr>
         <w:pStyle w:val="Heading2"/>
@@ -724,9 +724,9 @@
         <w:t xml:space="preserve">Wypowiedzi wychowanków na pytanie o to, czego najbardziej brakuje im w ośrodku, zdominowały wskazania na relacje zindywidualizowane („żeby ktoś miał czas porozmawiać, nie tylko jak coś przeskrobię”). W wypowiedziach kadry dominowało z kolei poczucie przeciążenia obowiązkami dokumentacyjnymi kosztem pracy wychowawczej. Zestawienie obu wątków sugeruje wspólne źródło rozbieżności w wymiarze wsparcia: deficyt czasu na indywidualny kontakt, odczuwany po obu stronach relacji.</w:t>
       </w:r>
     </w:p>
-    <w:bookmarkEnd w:id="26"/>
-    <w:bookmarkEnd w:id="27"/>
-    <w:bookmarkStart w:id="28" w:name="Xa66df68c1e48bace3758680d8e0b6a41eb751b5"/>
+    <w:bookmarkEnd w:id="15"/>
+    <w:bookmarkEnd w:id="16"/>
+    <w:bookmarkStart w:id="17" w:name="_a66df68c1e48bace3758680d8e0b6a41eb751b5"/>
     <w:p>
       <w:pPr>
         <w:pStyle w:val="Heading1"/>
@@ -743,8 +743,8 @@
         <w:t xml:space="preserve">Rozbieżność perspektyw w wymiarze wsparcia wpisuje się w wyniki badań nad instytucjami resocjalizacyjnymi, w których personel systematycznie ocenia klimat korzystniej niż podopieczni. Wartością poznawczą pracy jest wskazanie zbieżnego źródła tej rozbieżności w materiale jakościowym obu grup. Wnioski dla praktyki ośrodka: (1) wprowadzenie stałych, zindywidualizowanych form kontaktu wychowawca-wychowanek (np. cotygodniowe rozmowy indywidualne) jako priorytet organizacyjny; (2) przegląd obciążeń dokumentacyjnych kadry pod kątem odzyskania czasu na pracę wychowawczą; (3) cykliczny pomiar klimatu jako narzędzie ewaluacji wewnętrznej. Ograniczenia: badanie jednego ośrodka bez możliwości uogólniania na system MOW, deklaratywność danych oraz możliwy wpływ autoselekcji (badaniem objęto wychowanków obecnych i wyrażających zgodę).</w:t>
       </w:r>
     </w:p>
-    <w:bookmarkEnd w:id="28"/>
-    <w:bookmarkStart w:id="32" w:name="bibliografia"/>
+    <w:bookmarkEnd w:id="17"/>
+    <w:bookmarkStart w:id="22" w:name="_bibliografia"/>
     <w:p>
       <w:pPr>
         <w:pStyle w:val="Heading1"/>
@@ -880,7 +880,7 @@
     </w:p>
     <w:p>
       <w:pPr>
-        <w:pStyle w:val="BodyText"/>
+        <w:pStyle w:val="FirstParagraph"/>
       </w:pPr>
       <w:r>
         <w:t xml:space="preserve">Wzór przygotowała redakcja serwisu</w:t>
@@ -908,7 +908,7 @@
           <w:b/>
           <w:bCs/>
         </w:rPr>
-        <w:t xml:space="preserve">Smart-Edu.ai — pierwsza wersja pracy w kilka godzin, nie w kilka miesięcy</w:t>
+        <w:t xml:space="preserve">„Jak napisać pracę magisterską z resocjalizacji” — przewodnik do tego wzoru</w:t>
       </w:r>
     </w:p>
     <w:p>
@@ -916,21 +916,21 @@
         <w:pStyle w:val="Note"/>
       </w:pPr>
       <w:r>
-        <w:t xml:space="preserve">Podajesz temat, kierunek studiów i wytyczne promotora, a sztuczna inteligencja generuje unikalny, gotowy do edycji tekst: z poprawną strukturą rozdziałów, przypisami i bibliografią. Rejestracja jest darmowa, płacisz wyłącznie za wygenerowany tekst.</w:t>
+        <w:t xml:space="preserve">Wzór pokazuje układ pracy. Przewodnik pokazuje, jak wypełnić każdy rozdział treścią: dobór metody i narzędzi, analiza wyników, typowe uwagi recenzentów. PDF + EPUB, 49 zł, dostęp od razu po płatności.</w:t>
       </w:r>
     </w:p>
     <w:p>
       <w:pPr>
         <w:pStyle w:val="Note"/>
       </w:pPr>
-      <w:hyperlink r:id="rId29">
+      <w:hyperlink r:id="rId18">
         <w:r>
           <w:rPr>
             <w:rStyle w:val="Hyperlink"/>
             <w:b/>
             <w:bCs/>
           </w:rPr>
-          <w:t xml:space="preserve">www.smart-edu.ai/pl/masters-thesis</w:t>
+          <w:t xml:space="preserve">praca-magisterska.pl/sklep/jak-napisac-prace-magisterska-z-resocjalizacji/</w:t>
         </w:r>
       </w:hyperlink>
     </w:p>
@@ -939,35 +939,50 @@
         <w:pStyle w:val="BodyText"/>
       </w:pPr>
       <w:r>
-        <w:t xml:space="preserve">Wolisz napisać pracę w pełni samodzielnie? Pomoże Ci ebook</w:t>
-      </w:r>
-      <w:r>
-        <w:t xml:space="preserve"> </w:t>
-      </w:r>
-      <w:r>
-        <w:rPr>
-          <w:b/>
-          <w:bCs/>
-        </w:rPr>
-        <w:t xml:space="preserve">„Jak napisać pracę magisterską. Kompletny przewodnik od A do Z”</w:t>
-      </w:r>
-      <w:r>
-        <w:t xml:space="preserve"> </w:t>
-      </w:r>
-      <w:r>
-        <w:t xml:space="preserve">— 250 stron praktycznych wskazówek, szablonów i checklist, z rozdziałem o etycznym korzystaniu z AI:</w:t>
-      </w:r>
-      <w:r>
-        <w:t xml:space="preserve"> </w:t>
-      </w:r>
-      <w:hyperlink r:id="rId30">
+        <w:t xml:space="preserve">Chcesz zobaczyć kompletną pracę z przypisami i bibliografią? Zajrzyj do</w:t>
+      </w:r>
+      <w:r>
+        <w:t xml:space="preserve"> </w:t>
+      </w:r>
+      <w:hyperlink r:id="rId19">
         <w:r>
           <w:rPr>
             <w:rStyle w:val="Hyperlink"/>
           </w:rPr>
-          <w:t xml:space="preserve">www.praca-magisterska.pl/sklep/praca-magisterska-ebook/</w:t>
+          <w:t xml:space="preserve">katalogu gotowych prac wzorcowych</w:t>
         </w:r>
       </w:hyperlink>
+      <w:r>
+        <w:t xml:space="preserve"> </w:t>
+      </w:r>
+      <w:r>
+        <w:t xml:space="preserve">(59 zł za pracę).</w:t>
+      </w:r>
+    </w:p>
+    <w:p>
+      <w:pPr>
+        <w:pStyle w:val="BodyText"/>
+      </w:pPr>
+      <w:r>
+        <w:t xml:space="preserve">Generator</w:t>
+      </w:r>
+      <w:r>
+        <w:t xml:space="preserve"> </w:t>
+      </w:r>
+      <w:hyperlink r:id="rId20">
+        <w:r>
+          <w:rPr>
+            <w:rStyle w:val="Hyperlink"/>
+          </w:rPr>
+          <w:t xml:space="preserve">Smart-Edu.ai</w:t>
+        </w:r>
+      </w:hyperlink>
+      <w:r>
+        <w:t xml:space="preserve"> </w:t>
+      </w:r>
+      <w:r>
+        <w:t xml:space="preserve">przygotuje pierwszą wersję tekstu z pomocą sztucznej inteligencji, jeśli wolisz zacząć od szkicu.</w:t>
+      </w:r>
     </w:p>
     <w:p>
       <w:pPr>
@@ -983,7 +998,7 @@
       <w:r>
         <w:t xml:space="preserve"> </w:t>
       </w:r>
-      <w:hyperlink r:id="rId31">
+      <w:hyperlink r:id="rId21">
         <w:r>
           <w:rPr>
             <w:rStyle w:val="Hyperlink"/>
@@ -994,7 +1009,7 @@
         </w:r>
       </w:hyperlink>
     </w:p>
-    <w:bookmarkEnd w:id="32"/>
+    <w:bookmarkEnd w:id="22"/>
     <w:sectPr/>
   </w:body>
 </w:document>
